--- a/lessons/6-5-catchup/homework.docx
+++ b/lessons/6-5-catchup/homework.docx
@@ -12,7 +12,7 @@
           <w:b/>
           <w:bCs/>
         </w:rPr>
-        <w:t xml:space="preserve">6.1–6.3 Catch-Up — Homework</w:t>
+        <w:t xml:space="preserve">6.3 · 6.4 · 6.5 Catch-Up — Homework</w:t>
       </w:r>
     </w:p>
     <w:p>
@@ -80,7 +80,7 @@
         <w:spacing w:after="60" w:before="0"/>
       </w:pPr>
       <w:r>
-        <w:t xml:space="preserve">Content: I can show I am caught up on Lessons 6.1–6.3 by using each lesson's big idea in mixed practice.</w:t>
+        <w:t xml:space="preserve">Content: I can show I am caught up on Lessons 6.3 · 6.4 · 6.5 by using each lesson's big idea in mixed practice.</w:t>
       </w:r>
     </w:p>
     <w:p>
@@ -88,7 +88,7 @@
         <w:spacing w:after="60" w:before="0"/>
       </w:pPr>
       <w:r>
-        <w:t xml:space="preserve">Language: I can explain which lesson's big idea I used and how, using key vocabulary from Lessons 6.1–6.3.</w:t>
+        <w:t xml:space="preserve">Language: I can explain which lesson's big idea I used and how, using key vocabulary from Lessons 6.3 · 6.4 · 6.5.</w:t>
       </w:r>
     </w:p>
     <w:p>
@@ -255,69 +255,6 @@
                     </pic:cNvPicPr>
                   </pic:nvPicPr>
                   <pic:blipFill>
-                    <a:blip r:embed="rId7" cstate="none"/>
-                    <a:srcRect/>
-                    <a:stretch>
-                      <a:fillRect/>
-                    </a:stretch>
-                  </pic:blipFill>
-                  <pic:spPr bwMode="auto">
-                    <a:xfrm>
-                      <a:off x="0" y="0"/>
-                      <a:ext cx="1047750" cy="790575"/>
-                    </a:xfrm>
-                    <a:prstGeom prst="rect">
-                      <a:avLst/>
-                    </a:prstGeom>
-                  </pic:spPr>
-                </pic:pic>
-              </a:graphicData>
-            </a:graphic>
-          </wp:inline>
-        </w:drawing>
-      </w:r>
-    </w:p>
-    <w:p>
-      <w:pPr>
-        <w:keepNext/>
-        <w:spacing w:after="120"/>
-      </w:pPr>
-      <w:r>
-        <w:rPr>
-          <w:b/>
-          <w:bCs/>
-        </w:rPr>
-        <w:t xml:space="preserve">Evaluate Expressions (Evaluar expresiones)</w:t>
-      </w:r>
-      <w:r>
-        <w:t xml:space="preserve"> — Find the value of an expression by substituting numbers and following the order of operations.</w:t>
-      </w:r>
-    </w:p>
-    <w:p>
-      <w:pPr>
-        <w:keepNext/>
-        <w:spacing w:after="20" w:before="80"/>
-        <w:jc w:val="center"/>
-      </w:pPr>
-      <w:r>
-        <w:drawing>
-          <wp:inline distT="0" distB="0" distL="0" distR="0">
-            <wp:extent cx="1047750" cy="790575"/>
-            <wp:effectExtent t="0" r="0" b="0" l="0"/>
-            <wp:docPr id="1" name="" descr="" title=""/>
-            <wp:cNvGraphicFramePr>
-              <a:graphicFrameLocks xmlns:a="http://schemas.openxmlformats.org/drawingml/2006/main" noChangeAspect="1"/>
-            </wp:cNvGraphicFramePr>
-            <a:graphic xmlns:a="http://schemas.openxmlformats.org/drawingml/2006/main">
-              <a:graphicData uri="http://schemas.openxmlformats.org/drawingml/2006/picture">
-                <pic:pic xmlns:pic="http://schemas.openxmlformats.org/drawingml/2006/picture">
-                  <pic:nvPicPr>
-                    <pic:cNvPr id="0" name="" descr=""/>
-                    <pic:cNvPicPr>
-                      <a:picLocks noChangeAspect="1" noChangeArrowheads="1"/>
-                    </pic:cNvPicPr>
-                  </pic:nvPicPr>
-                  <pic:blipFill>
                     <a:blip r:embed="rId9" cstate="none"/>
                     <a:srcRect/>
                     <a:stretch>
@@ -350,10 +287,136 @@
           <w:b/>
           <w:bCs/>
         </w:rPr>
-        <w:t xml:space="preserve">Variable (Variable)</w:t>
-      </w:r>
-      <w:r>
-        <w:t xml:space="preserve"> — A letter that stands for a number that is unknown or can change.</w:t>
+        <w:t xml:space="preserve">Base (Base)</w:t>
+      </w:r>
+      <w:r>
+        <w:t xml:space="preserve"> — The number that gets multiplied by itself.</w:t>
+      </w:r>
+    </w:p>
+    <w:p>
+      <w:pPr>
+        <w:keepNext/>
+        <w:spacing w:after="20" w:before="80"/>
+        <w:jc w:val="center"/>
+      </w:pPr>
+      <w:r>
+        <w:drawing>
+          <wp:inline distT="0" distB="0" distL="0" distR="0">
+            <wp:extent cx="1047750" cy="790575"/>
+            <wp:effectExtent t="0" r="0" b="0" l="0"/>
+            <wp:docPr id="1" name="" descr="" title=""/>
+            <wp:cNvGraphicFramePr>
+              <a:graphicFrameLocks xmlns:a="http://schemas.openxmlformats.org/drawingml/2006/main" noChangeAspect="1"/>
+            </wp:cNvGraphicFramePr>
+            <a:graphic xmlns:a="http://schemas.openxmlformats.org/drawingml/2006/main">
+              <a:graphicData uri="http://schemas.openxmlformats.org/drawingml/2006/picture">
+                <pic:pic xmlns:pic="http://schemas.openxmlformats.org/drawingml/2006/picture">
+                  <pic:nvPicPr>
+                    <pic:cNvPr id="0" name="" descr=""/>
+                    <pic:cNvPicPr>
+                      <a:picLocks noChangeAspect="1" noChangeArrowheads="1"/>
+                    </pic:cNvPicPr>
+                  </pic:nvPicPr>
+                  <pic:blipFill>
+                    <a:blip r:embed="rId8" cstate="none"/>
+                    <a:srcRect/>
+                    <a:stretch>
+                      <a:fillRect/>
+                    </a:stretch>
+                  </pic:blipFill>
+                  <pic:spPr bwMode="auto">
+                    <a:xfrm>
+                      <a:off x="0" y="0"/>
+                      <a:ext cx="1047750" cy="790575"/>
+                    </a:xfrm>
+                    <a:prstGeom prst="rect">
+                      <a:avLst/>
+                    </a:prstGeom>
+                  </pic:spPr>
+                </pic:pic>
+              </a:graphicData>
+            </a:graphic>
+          </wp:inline>
+        </w:drawing>
+      </w:r>
+    </w:p>
+    <w:p>
+      <w:pPr>
+        <w:keepNext/>
+        <w:spacing w:after="120"/>
+      </w:pPr>
+      <w:r>
+        <w:rPr>
+          <w:b/>
+          <w:bCs/>
+        </w:rPr>
+        <w:t xml:space="preserve">Power (Potencia)</w:t>
+      </w:r>
+      <w:r>
+        <w:t xml:space="preserve"> — A number written with a base and an exponent, like 2³.</w:t>
+      </w:r>
+    </w:p>
+    <w:p>
+      <w:pPr>
+        <w:keepNext/>
+        <w:spacing w:after="20" w:before="80"/>
+        <w:jc w:val="center"/>
+      </w:pPr>
+      <w:r>
+        <w:drawing>
+          <wp:inline distT="0" distB="0" distL="0" distR="0">
+            <wp:extent cx="1047750" cy="790575"/>
+            <wp:effectExtent t="0" r="0" b="0" l="0"/>
+            <wp:docPr id="1" name="" descr="" title=""/>
+            <wp:cNvGraphicFramePr>
+              <a:graphicFrameLocks xmlns:a="http://schemas.openxmlformats.org/drawingml/2006/main" noChangeAspect="1"/>
+            </wp:cNvGraphicFramePr>
+            <a:graphic xmlns:a="http://schemas.openxmlformats.org/drawingml/2006/main">
+              <a:graphicData uri="http://schemas.openxmlformats.org/drawingml/2006/picture">
+                <pic:pic xmlns:pic="http://schemas.openxmlformats.org/drawingml/2006/picture">
+                  <pic:nvPicPr>
+                    <pic:cNvPr id="0" name="" descr=""/>
+                    <pic:cNvPicPr>
+                      <a:picLocks noChangeAspect="1" noChangeArrowheads="1"/>
+                    </pic:cNvPicPr>
+                  </pic:nvPicPr>
+                  <pic:blipFill>
+                    <a:blip r:embed="rId10" cstate="none"/>
+                    <a:srcRect/>
+                    <a:stretch>
+                      <a:fillRect/>
+                    </a:stretch>
+                  </pic:blipFill>
+                  <pic:spPr bwMode="auto">
+                    <a:xfrm>
+                      <a:off x="0" y="0"/>
+                      <a:ext cx="1047750" cy="790575"/>
+                    </a:xfrm>
+                    <a:prstGeom prst="rect">
+                      <a:avLst/>
+                    </a:prstGeom>
+                  </pic:spPr>
+                </pic:pic>
+              </a:graphicData>
+            </a:graphic>
+          </wp:inline>
+        </w:drawing>
+      </w:r>
+    </w:p>
+    <w:p>
+      <w:pPr>
+        <w:keepNext/>
+        <w:spacing w:after="120"/>
+      </w:pPr>
+      <w:r>
+        <w:rPr>
+          <w:b/>
+          <w:bCs/>
+        </w:rPr>
+        <w:t xml:space="preserve">Evaluate (Evaluar)</w:t>
+      </w:r>
+      <w:r>
+        <w:t xml:space="preserve"> — To find the value by putting numbers in for the letters.</w:t>
       </w:r>
     </w:p>
     <w:p>
@@ -413,10 +476,325 @@
           <w:b/>
           <w:bCs/>
         </w:rPr>
+        <w:t xml:space="preserve">Write and Evaluate Numerical Expressions with Exponents (Escribir y evaluar expresiones numéricas con exponentes)</w:t>
+      </w:r>
+      <w:r>
+        <w:t xml:space="preserve"> — Turning a situation into a number sentence without an equal sign, then finding its value in the correct order.</w:t>
+      </w:r>
+    </w:p>
+    <w:p>
+      <w:pPr>
+        <w:keepNext/>
+        <w:spacing w:after="20" w:before="80"/>
+        <w:jc w:val="center"/>
+      </w:pPr>
+      <w:r>
+        <w:drawing>
+          <wp:inline distT="0" distB="0" distL="0" distR="0">
+            <wp:extent cx="1047750" cy="790575"/>
+            <wp:effectExtent t="0" r="0" b="0" l="0"/>
+            <wp:docPr id="1" name="" descr="" title=""/>
+            <wp:cNvGraphicFramePr>
+              <a:graphicFrameLocks xmlns:a="http://schemas.openxmlformats.org/drawingml/2006/main" noChangeAspect="1"/>
+            </wp:cNvGraphicFramePr>
+            <a:graphic xmlns:a="http://schemas.openxmlformats.org/drawingml/2006/main">
+              <a:graphicData uri="http://schemas.openxmlformats.org/drawingml/2006/picture">
+                <pic:pic xmlns:pic="http://schemas.openxmlformats.org/drawingml/2006/picture">
+                  <pic:nvPicPr>
+                    <pic:cNvPr id="0" name="" descr=""/>
+                    <pic:cNvPicPr>
+                      <a:picLocks noChangeAspect="1" noChangeArrowheads="1"/>
+                    </pic:cNvPicPr>
+                  </pic:nvPicPr>
+                  <pic:blipFill>
+                    <a:blip r:embed="rId7" cstate="none"/>
+                    <a:srcRect/>
+                    <a:stretch>
+                      <a:fillRect/>
+                    </a:stretch>
+                  </pic:blipFill>
+                  <pic:spPr bwMode="auto">
+                    <a:xfrm>
+                      <a:off x="0" y="0"/>
+                      <a:ext cx="1047750" cy="790575"/>
+                    </a:xfrm>
+                    <a:prstGeom prst="rect">
+                      <a:avLst/>
+                    </a:prstGeom>
+                  </pic:spPr>
+                </pic:pic>
+              </a:graphicData>
+            </a:graphic>
+          </wp:inline>
+        </w:drawing>
+      </w:r>
+    </w:p>
+    <w:p>
+      <w:pPr>
+        <w:keepNext/>
+        <w:spacing w:after="120"/>
+      </w:pPr>
+      <w:r>
+        <w:rPr>
+          <w:b/>
+          <w:bCs/>
+        </w:rPr>
+        <w:t xml:space="preserve">Numerical expression (Expresión numérica)</w:t>
+      </w:r>
+      <w:r>
+        <w:t xml:space="preserve"> — A math phrase built from numbers and operations, with no equal sign and no variable.</w:t>
+      </w:r>
+    </w:p>
+    <w:p>
+      <w:pPr>
+        <w:keepNext/>
+        <w:spacing w:after="20" w:before="80"/>
+        <w:jc w:val="center"/>
+      </w:pPr>
+      <w:r>
+        <w:drawing>
+          <wp:inline distT="0" distB="0" distL="0" distR="0">
+            <wp:extent cx="1047750" cy="790575"/>
+            <wp:effectExtent t="0" r="0" b="0" l="0"/>
+            <wp:docPr id="1" name="" descr="" title=""/>
+            <wp:cNvGraphicFramePr>
+              <a:graphicFrameLocks xmlns:a="http://schemas.openxmlformats.org/drawingml/2006/main" noChangeAspect="1"/>
+            </wp:cNvGraphicFramePr>
+            <a:graphic xmlns:a="http://schemas.openxmlformats.org/drawingml/2006/main">
+              <a:graphicData uri="http://schemas.openxmlformats.org/drawingml/2006/picture">
+                <pic:pic xmlns:pic="http://schemas.openxmlformats.org/drawingml/2006/picture">
+                  <pic:nvPicPr>
+                    <pic:cNvPr id="0" name="" descr=""/>
+                    <pic:cNvPicPr>
+                      <a:picLocks noChangeAspect="1" noChangeArrowheads="1"/>
+                    </pic:cNvPicPr>
+                  </pic:nvPicPr>
+                  <pic:blipFill>
+                    <a:blip r:embed="rId11" cstate="none"/>
+                    <a:srcRect/>
+                    <a:stretch>
+                      <a:fillRect/>
+                    </a:stretch>
+                  </pic:blipFill>
+                  <pic:spPr bwMode="auto">
+                    <a:xfrm>
+                      <a:off x="0" y="0"/>
+                      <a:ext cx="1047750" cy="790575"/>
+                    </a:xfrm>
+                    <a:prstGeom prst="rect">
+                      <a:avLst/>
+                    </a:prstGeom>
+                  </pic:spPr>
+                </pic:pic>
+              </a:graphicData>
+            </a:graphic>
+          </wp:inline>
+        </w:drawing>
+      </w:r>
+    </w:p>
+    <w:p>
+      <w:pPr>
+        <w:keepNext/>
+        <w:spacing w:after="120"/>
+      </w:pPr>
+      <w:r>
+        <w:rPr>
+          <w:b/>
+          <w:bCs/>
+        </w:rPr>
+        <w:t xml:space="preserve">Order of operations (Orden de las operaciones)</w:t>
+      </w:r>
+      <w:r>
+        <w:t xml:space="preserve"> — The agreed order for evaluating: grouping symbols, then exponents, then multiply and divide left to right, then add and subtract left to right.</w:t>
+      </w:r>
+    </w:p>
+    <w:p>
+      <w:pPr>
+        <w:keepNext/>
+        <w:spacing w:after="20" w:before="80"/>
+        <w:jc w:val="center"/>
+      </w:pPr>
+      <w:r>
+        <w:drawing>
+          <wp:inline distT="0" distB="0" distL="0" distR="0">
+            <wp:extent cx="1047750" cy="790575"/>
+            <wp:effectExtent t="0" r="0" b="0" l="0"/>
+            <wp:docPr id="1" name="" descr="" title=""/>
+            <wp:cNvGraphicFramePr>
+              <a:graphicFrameLocks xmlns:a="http://schemas.openxmlformats.org/drawingml/2006/main" noChangeAspect="1"/>
+            </wp:cNvGraphicFramePr>
+            <a:graphic xmlns:a="http://schemas.openxmlformats.org/drawingml/2006/main">
+              <a:graphicData uri="http://schemas.openxmlformats.org/drawingml/2006/picture">
+                <pic:pic xmlns:pic="http://schemas.openxmlformats.org/drawingml/2006/picture">
+                  <pic:nvPicPr>
+                    <pic:cNvPr id="0" name="" descr=""/>
+                    <pic:cNvPicPr>
+                      <a:picLocks noChangeAspect="1" noChangeArrowheads="1"/>
+                    </pic:cNvPicPr>
+                  </pic:nvPicPr>
+                  <pic:blipFill>
+                    <a:blip r:embed="rId7" cstate="none"/>
+                    <a:srcRect/>
+                    <a:stretch>
+                      <a:fillRect/>
+                    </a:stretch>
+                  </pic:blipFill>
+                  <pic:spPr bwMode="auto">
+                    <a:xfrm>
+                      <a:off x="0" y="0"/>
+                      <a:ext cx="1047750" cy="790575"/>
+                    </a:xfrm>
+                    <a:prstGeom prst="rect">
+                      <a:avLst/>
+                    </a:prstGeom>
+                  </pic:spPr>
+                </pic:pic>
+              </a:graphicData>
+            </a:graphic>
+          </wp:inline>
+        </w:drawing>
+      </w:r>
+    </w:p>
+    <w:p>
+      <w:pPr>
+        <w:keepNext/>
+        <w:spacing w:after="120"/>
+      </w:pPr>
+      <w:r>
+        <w:rPr>
+          <w:b/>
+          <w:bCs/>
+        </w:rPr>
         <w:t xml:space="preserve">Write Algebraic Expressions (Escribir expresiones algebraicas)</w:t>
       </w:r>
       <w:r>
         <w:t xml:space="preserve"> — Translate words or a situation into numbers, variables, and operation symbols.</w:t>
+      </w:r>
+    </w:p>
+    <w:p>
+      <w:pPr>
+        <w:keepNext/>
+        <w:spacing w:after="20" w:before="80"/>
+        <w:jc w:val="center"/>
+      </w:pPr>
+      <w:r>
+        <w:drawing>
+          <wp:inline distT="0" distB="0" distL="0" distR="0">
+            <wp:extent cx="1047750" cy="790575"/>
+            <wp:effectExtent t="0" r="0" b="0" l="0"/>
+            <wp:docPr id="1" name="" descr="" title=""/>
+            <wp:cNvGraphicFramePr>
+              <a:graphicFrameLocks xmlns:a="http://schemas.openxmlformats.org/drawingml/2006/main" noChangeAspect="1"/>
+            </wp:cNvGraphicFramePr>
+            <a:graphic xmlns:a="http://schemas.openxmlformats.org/drawingml/2006/main">
+              <a:graphicData uri="http://schemas.openxmlformats.org/drawingml/2006/picture">
+                <pic:pic xmlns:pic="http://schemas.openxmlformats.org/drawingml/2006/picture">
+                  <pic:nvPicPr>
+                    <pic:cNvPr id="0" name="" descr=""/>
+                    <pic:cNvPicPr>
+                      <a:picLocks noChangeAspect="1" noChangeArrowheads="1"/>
+                    </pic:cNvPicPr>
+                  </pic:nvPicPr>
+                  <pic:blipFill>
+                    <a:blip r:embed="rId7" cstate="none"/>
+                    <a:srcRect/>
+                    <a:stretch>
+                      <a:fillRect/>
+                    </a:stretch>
+                  </pic:blipFill>
+                  <pic:spPr bwMode="auto">
+                    <a:xfrm>
+                      <a:off x="0" y="0"/>
+                      <a:ext cx="1047750" cy="790575"/>
+                    </a:xfrm>
+                    <a:prstGeom prst="rect">
+                      <a:avLst/>
+                    </a:prstGeom>
+                  </pic:spPr>
+                </pic:pic>
+              </a:graphicData>
+            </a:graphic>
+          </wp:inline>
+        </w:drawing>
+      </w:r>
+    </w:p>
+    <w:p>
+      <w:pPr>
+        <w:keepNext/>
+        <w:spacing w:after="120"/>
+      </w:pPr>
+      <w:r>
+        <w:rPr>
+          <w:b/>
+          <w:bCs/>
+        </w:rPr>
+        <w:t xml:space="preserve">Evaluate Expressions (Evaluar expresiones)</w:t>
+      </w:r>
+      <w:r>
+        <w:t xml:space="preserve"> — Find the value of an expression by substituting numbers and following the order of operations.</w:t>
+      </w:r>
+    </w:p>
+    <w:p>
+      <w:pPr>
+        <w:keepNext/>
+        <w:spacing w:after="20" w:before="80"/>
+        <w:jc w:val="center"/>
+      </w:pPr>
+      <w:r>
+        <w:drawing>
+          <wp:inline distT="0" distB="0" distL="0" distR="0">
+            <wp:extent cx="1047750" cy="790575"/>
+            <wp:effectExtent t="0" r="0" b="0" l="0"/>
+            <wp:docPr id="1" name="" descr="" title=""/>
+            <wp:cNvGraphicFramePr>
+              <a:graphicFrameLocks xmlns:a="http://schemas.openxmlformats.org/drawingml/2006/main" noChangeAspect="1"/>
+            </wp:cNvGraphicFramePr>
+            <a:graphic xmlns:a="http://schemas.openxmlformats.org/drawingml/2006/main">
+              <a:graphicData uri="http://schemas.openxmlformats.org/drawingml/2006/picture">
+                <pic:pic xmlns:pic="http://schemas.openxmlformats.org/drawingml/2006/picture">
+                  <pic:nvPicPr>
+                    <pic:cNvPr id="0" name="" descr=""/>
+                    <pic:cNvPicPr>
+                      <a:picLocks noChangeAspect="1" noChangeArrowheads="1"/>
+                    </pic:cNvPicPr>
+                  </pic:nvPicPr>
+                  <pic:blipFill>
+                    <a:blip r:embed="rId12" cstate="none"/>
+                    <a:srcRect/>
+                    <a:stretch>
+                      <a:fillRect/>
+                    </a:stretch>
+                  </pic:blipFill>
+                  <pic:spPr bwMode="auto">
+                    <a:xfrm>
+                      <a:off x="0" y="0"/>
+                      <a:ext cx="1047750" cy="790575"/>
+                    </a:xfrm>
+                    <a:prstGeom prst="rect">
+                      <a:avLst/>
+                    </a:prstGeom>
+                  </pic:spPr>
+                </pic:pic>
+              </a:graphicData>
+            </a:graphic>
+          </wp:inline>
+        </w:drawing>
+      </w:r>
+    </w:p>
+    <w:p>
+      <w:pPr>
+        <w:keepNext/>
+        <w:spacing w:after="120"/>
+      </w:pPr>
+      <w:r>
+        <w:rPr>
+          <w:b/>
+          <w:bCs/>
+        </w:rPr>
+        <w:t xml:space="preserve">Variable (Variable)</w:t>
+      </w:r>
+      <w:r>
+        <w:t xml:space="preserve"> — A letter that stands for a number that is unknown or can change.</w:t>
       </w:r>
     </w:p>
     <w:p>
@@ -476,10 +854,10 @@
           <w:b/>
           <w:bCs/>
         </w:rPr>
-        <w:t xml:space="preserve">Base (Base)</w:t>
-      </w:r>
-      <w:r>
-        <w:t xml:space="preserve"> — The number that gets multiplied by itself.</w:t>
+        <w:t xml:space="preserve">Expression (Expresión)</w:t>
+      </w:r>
+      <w:r>
+        <w:t xml:space="preserve"> — A math phrase with numbers and letters, but no equal sign.</w:t>
       </w:r>
     </w:p>
     <w:p>
@@ -507,7 +885,7 @@
                     </pic:cNvPicPr>
                   </pic:nvPicPr>
                   <pic:blipFill>
-                    <a:blip r:embed="rId11" cstate="none"/>
+                    <a:blip r:embed="rId10" cstate="none"/>
                     <a:srcRect/>
                     <a:stretch>
                       <a:fillRect/>
@@ -539,69 +917,6 @@
           <w:b/>
           <w:bCs/>
         </w:rPr>
-        <w:t xml:space="preserve">Expression (Expresión)</w:t>
-      </w:r>
-      <w:r>
-        <w:t xml:space="preserve"> — A math phrase with numbers and letters, but no equal sign.</w:t>
-      </w:r>
-    </w:p>
-    <w:p>
-      <w:pPr>
-        <w:keepNext/>
-        <w:spacing w:after="20" w:before="80"/>
-        <w:jc w:val="center"/>
-      </w:pPr>
-      <w:r>
-        <w:drawing>
-          <wp:inline distT="0" distB="0" distL="0" distR="0">
-            <wp:extent cx="1047750" cy="790575"/>
-            <wp:effectExtent t="0" r="0" b="0" l="0"/>
-            <wp:docPr id="1" name="" descr="" title=""/>
-            <wp:cNvGraphicFramePr>
-              <a:graphicFrameLocks xmlns:a="http://schemas.openxmlformats.org/drawingml/2006/main" noChangeAspect="1"/>
-            </wp:cNvGraphicFramePr>
-            <a:graphic xmlns:a="http://schemas.openxmlformats.org/drawingml/2006/main">
-              <a:graphicData uri="http://schemas.openxmlformats.org/drawingml/2006/picture">
-                <pic:pic xmlns:pic="http://schemas.openxmlformats.org/drawingml/2006/picture">
-                  <pic:nvPicPr>
-                    <pic:cNvPr id="0" name="" descr=""/>
-                    <pic:cNvPicPr>
-                      <a:picLocks noChangeAspect="1" noChangeArrowheads="1"/>
-                    </pic:cNvPicPr>
-                  </pic:nvPicPr>
-                  <pic:blipFill>
-                    <a:blip r:embed="rId11" cstate="none"/>
-                    <a:srcRect/>
-                    <a:stretch>
-                      <a:fillRect/>
-                    </a:stretch>
-                  </pic:blipFill>
-                  <pic:spPr bwMode="auto">
-                    <a:xfrm>
-                      <a:off x="0" y="0"/>
-                      <a:ext cx="1047750" cy="790575"/>
-                    </a:xfrm>
-                    <a:prstGeom prst="rect">
-                      <a:avLst/>
-                    </a:prstGeom>
-                  </pic:spPr>
-                </pic:pic>
-              </a:graphicData>
-            </a:graphic>
-          </wp:inline>
-        </w:drawing>
-      </w:r>
-    </w:p>
-    <w:p>
-      <w:pPr>
-        <w:keepNext/>
-        <w:spacing w:after="120"/>
-      </w:pPr>
-      <w:r>
-        <w:rPr>
-          <w:b/>
-          <w:bCs/>
-        </w:rPr>
         <w:t xml:space="preserve">Algebraic Expression (Expresión algebraica)</w:t>
       </w:r>
       <w:r>
@@ -642,7 +957,7 @@
           <w:b/>
           <w:bCs/>
         </w:rPr>
-        <w:t xml:space="preserve">1. (Lesson 6.1) What is the value of 4³?</w:t>
+        <w:t xml:space="preserve">1. (Lesson 6.3) What is the value of 4³?</w:t>
       </w:r>
     </w:p>
     <w:p>
@@ -697,7 +1012,7 @@
           <w:b/>
           <w:bCs/>
         </w:rPr>
-        <w:t xml:space="preserve">2. (Lesson 6.1) What is the value of 6²?</w:t>
+        <w:t xml:space="preserve">2. (Lesson 6.3) What is the value of 6²?</w:t>
       </w:r>
     </w:p>
     <w:p>
@@ -752,7 +1067,7 @@
           <w:b/>
           <w:bCs/>
         </w:rPr>
-        <w:t xml:space="preserve">3. (Lesson 6.1) Spot the Common Mistake</w:t>
+        <w:t xml:space="preserve">3. (Lesson 6.3) Spot the Common Mistake</w:t>
       </w:r>
     </w:p>
     <w:p>
@@ -833,7 +1148,7 @@
           <w:b/>
           <w:bCs/>
         </w:rPr>
-        <w:t xml:space="preserve">4. (Lesson 6.1) Evaluate each exponential expression. Show the repeated multiplication and the final value.</w:t>
+        <w:t xml:space="preserve">4. (Lesson 6.3) Evaluate each exponential expression. Show the repeated multiplication and the final value.</w:t>
       </w:r>
     </w:p>
     <w:tbl>
@@ -1097,31 +1412,196 @@
           <w:b/>
           <w:bCs/>
         </w:rPr>
-        <w:t xml:space="preserve">5. (Lesson 6.2) Spot the Common Mistake</w:t>
-      </w:r>
-    </w:p>
-    <w:p>
-      <w:pPr>
-        <w:spacing w:after="40" w:before="0"/>
-      </w:pPr>
-      <w:r>
-        <w:t xml:space="preserve">   Step 1 (Expression): Evaluate 5n − 3 when n = 6</w:t>
-      </w:r>
-    </w:p>
-    <w:p>
-      <w:pPr>
-        <w:spacing w:after="40" w:before="0"/>
-      </w:pPr>
-      <w:r>
-        <w:t xml:space="preserve">   Step 2 (Substitute): 5(6) − 3</w:t>
-      </w:r>
-    </w:p>
-    <w:p>
-      <w:pPr>
-        <w:spacing w:after="40" w:before="0"/>
-      </w:pPr>
-      <w:r>
-        <w:t xml:space="preserve">   Step 3 (Subtract first): 5 × (6 − 3) = 5 × 3 = 15</w:t>
+        <w:t xml:space="preserve">5. (Lesson 6.4) What is the total of 2 × 15 + 4 × 20 + 8 × 2³?</w:t>
+      </w:r>
+    </w:p>
+    <w:p>
+      <w:pPr>
+        <w:spacing w:after="40" w:before="0"/>
+      </w:pPr>
+      <w:r>
+        <w:t xml:space="preserve">     A. 174</w:t>
+      </w:r>
+    </w:p>
+    <w:p>
+      <w:pPr>
+        <w:spacing w:after="40" w:before="0"/>
+      </w:pPr>
+      <w:r>
+        <w:t xml:space="preserve">     B. 126</w:t>
+      </w:r>
+    </w:p>
+    <w:p>
+      <w:pPr>
+        <w:spacing w:after="40" w:before="0"/>
+      </w:pPr>
+      <w:r>
+        <w:t xml:space="preserve">     C. 210</w:t>
+      </w:r>
+    </w:p>
+    <w:p>
+      <w:pPr>
+        <w:spacing w:after="40" w:before="0"/>
+      </w:pPr>
+      <w:r>
+        <w:t xml:space="preserve">     D. 1,392</w:t>
+      </w:r>
+    </w:p>
+    <w:p>
+      <w:pPr>
+        <w:spacing w:after="60" w:before="120"/>
+      </w:pPr>
+      <w:r>
+        <w:rPr>
+          <w:color w:val="BBBBBB"/>
+        </w:rPr>
+        <w:t xml:space="preserve">______________________________________________________________________</w:t>
+      </w:r>
+    </w:p>
+    <w:p>
+      <w:pPr>
+        <w:spacing w:after="80" w:before="0"/>
+      </w:pPr>
+      <w:r>
+        <w:rPr>
+          <w:b/>
+          <w:bCs/>
+        </w:rPr>
+        <w:t xml:space="preserve">6. (Lesson 6.4) Miguel evaluates 12 − 2 × 3 and gets 30. Margaret gets 6. Who is right?</w:t>
+      </w:r>
+    </w:p>
+    <w:p>
+      <w:pPr>
+        <w:spacing w:after="40" w:before="0"/>
+      </w:pPr>
+      <w:r>
+        <w:t xml:space="preserve">     A. Margaret, because multiplication comes before subtraction</w:t>
+      </w:r>
+    </w:p>
+    <w:p>
+      <w:pPr>
+        <w:spacing w:after="40" w:before="0"/>
+      </w:pPr>
+      <w:r>
+        <w:t xml:space="preserve">     B. Miguel, because he worked left to right</w:t>
+      </w:r>
+    </w:p>
+    <w:p>
+      <w:pPr>
+        <w:spacing w:after="40" w:before="0"/>
+      </w:pPr>
+      <w:r>
+        <w:t xml:space="preserve">     C. Both are right</w:t>
+      </w:r>
+    </w:p>
+    <w:p>
+      <w:pPr>
+        <w:spacing w:after="40" w:before="0"/>
+      </w:pPr>
+      <w:r>
+        <w:t xml:space="preserve">     D. Neither is right</w:t>
+      </w:r>
+    </w:p>
+    <w:p>
+      <w:pPr>
+        <w:spacing w:after="60" w:before="120"/>
+      </w:pPr>
+      <w:r>
+        <w:rPr>
+          <w:color w:val="BBBBBB"/>
+        </w:rPr>
+        <w:t xml:space="preserve">______________________________________________________________________</w:t>
+      </w:r>
+    </w:p>
+    <w:p>
+      <w:pPr>
+        <w:spacing w:after="80" w:before="0"/>
+      </w:pPr>
+      <w:r>
+        <w:rPr>
+          <w:b/>
+          <w:bCs/>
+        </w:rPr>
+        <w:t xml:space="preserve">7. (Lesson 6.5) The expression 8n + 15 gives the cost of n tickets plus a fee. What is the cost for 6 tickets?</w:t>
+      </w:r>
+    </w:p>
+    <w:p>
+      <w:pPr>
+        <w:spacing w:after="40" w:before="0"/>
+      </w:pPr>
+      <w:r>
+        <w:t xml:space="preserve">     A. $63</w:t>
+      </w:r>
+    </w:p>
+    <w:p>
+      <w:pPr>
+        <w:spacing w:after="40" w:before="0"/>
+      </w:pPr>
+      <w:r>
+        <w:t xml:space="preserve">     B. $138</w:t>
+      </w:r>
+    </w:p>
+    <w:p>
+      <w:pPr>
+        <w:spacing w:after="40" w:before="0"/>
+      </w:pPr>
+      <w:r>
+        <w:t xml:space="preserve">     C. $29</w:t>
+      </w:r>
+    </w:p>
+    <w:p>
+      <w:pPr>
+        <w:spacing w:after="40" w:before="0"/>
+      </w:pPr>
+      <w:r>
+        <w:t xml:space="preserve">     D. $48</w:t>
+      </w:r>
+    </w:p>
+    <w:p>
+      <w:pPr>
+        <w:spacing w:after="60" w:before="120"/>
+      </w:pPr>
+      <w:r>
+        <w:rPr>
+          <w:color w:val="BBBBBB"/>
+        </w:rPr>
+        <w:t xml:space="preserve">______________________________________________________________________</w:t>
+      </w:r>
+    </w:p>
+    <w:p>
+      <w:pPr>
+        <w:spacing w:after="80" w:before="0"/>
+      </w:pPr>
+      <w:r>
+        <w:rPr>
+          <w:b/>
+          <w:bCs/>
+        </w:rPr>
+        <w:t xml:space="preserve">8. (Lesson 6.5) Spot the Common Mistake</w:t>
+      </w:r>
+    </w:p>
+    <w:p>
+      <w:pPr>
+        <w:spacing w:after="40" w:before="0"/>
+      </w:pPr>
+      <w:r>
+        <w:t xml:space="preserve">   Step 1 (Phrase): 8 divided by a number m</w:t>
+      </w:r>
+    </w:p>
+    <w:p>
+      <w:pPr>
+        <w:spacing w:after="40" w:before="0"/>
+      </w:pPr>
+      <w:r>
+        <w:t xml:space="preserve">   Step 2 (Student's expression): m ÷ 8</w:t>
+      </w:r>
+    </w:p>
+    <w:p>
+      <w:pPr>
+        <w:spacing w:after="40" w:before="0"/>
+      </w:pPr>
+      <w:r>
+        <w:t xml:space="preserve">   Step 3 (Reasoning): I saw 'divided by' so I wrote the variable first and then 8.</w:t>
       </w:r>
     </w:p>
     <w:p>
@@ -1178,321 +1658,41 @@
           <w:b/>
           <w:bCs/>
         </w:rPr>
-        <w:t xml:space="preserve">6. (Lesson 6.2) Evaluate each expression for the given value of the variable.</w:t>
-      </w:r>
-    </w:p>
-    <w:tbl>
-      <w:tblPr>
-        <w:tblW w:type="pct" w:w="100%"/>
-        <w:tblBorders>
-          <w:top w:val="single" w:color="auto" w:sz="4"/>
-          <w:left w:val="single" w:color="auto" w:sz="4"/>
-          <w:bottom w:val="single" w:color="auto" w:sz="4"/>
-          <w:right w:val="single" w:color="auto" w:sz="4"/>
-          <w:insideH w:val="single" w:color="auto" w:sz="4"/>
-          <w:insideV w:val="single" w:color="auto" w:sz="4"/>
-        </w:tblBorders>
-      </w:tblPr>
-      <w:tblGrid>
-        <w:gridCol w:w="100"/>
-        <w:gridCol w:w="100"/>
-        <w:gridCol w:w="100"/>
-        <w:gridCol w:w="100"/>
-      </w:tblGrid>
-      <w:tr>
-        <w:trPr>
-          <w:tblHeader/>
-        </w:trPr>
-        <w:tc>
-          <w:tcPr>
-            <w:tcW w:type="pct" w:w="25%"/>
-          </w:tcPr>
-          <w:p>
-            <w:r>
-              <w:rPr>
-                <w:b/>
-                <w:bCs/>
-              </w:rPr>
-              <w:t xml:space="preserve">Expression</w:t>
-            </w:r>
-          </w:p>
-        </w:tc>
-        <w:tc>
-          <w:tcPr>
-            <w:tcW w:type="pct" w:w="25%"/>
-          </w:tcPr>
-          <w:p>
-            <w:r>
-              <w:rPr>
-                <w:b/>
-                <w:bCs/>
-              </w:rPr>
-              <w:t xml:space="preserve">Variable Value</w:t>
-            </w:r>
-          </w:p>
-        </w:tc>
-        <w:tc>
-          <w:tcPr>
-            <w:tcW w:type="pct" w:w="25%"/>
-          </w:tcPr>
-          <w:p>
-            <w:r>
-              <w:rPr>
-                <w:b/>
-                <w:bCs/>
-              </w:rPr>
-              <w:t xml:space="preserve">Substitution</w:t>
-            </w:r>
-          </w:p>
-        </w:tc>
-        <w:tc>
-          <w:tcPr>
-            <w:tcW w:type="pct" w:w="25%"/>
-          </w:tcPr>
-          <w:p>
-            <w:r>
-              <w:rPr>
-                <w:b/>
-                <w:bCs/>
-              </w:rPr>
-              <w:t xml:space="preserve">Result</w:t>
-            </w:r>
-          </w:p>
-        </w:tc>
-      </w:tr>
-      <w:tr>
-        <w:tc>
-          <w:tcPr>
-            <w:tcW w:type="pct" w:w="25%"/>
-          </w:tcPr>
-          <w:p>
-            <w:r>
-              <w:rPr>
-                <w:b w:val="false"/>
-                <w:bCs w:val="false"/>
-              </w:rPr>
-              <w:t xml:space="preserve">5n − 3</w:t>
-            </w:r>
-          </w:p>
-        </w:tc>
-        <w:tc>
-          <w:tcPr>
-            <w:tcW w:type="pct" w:w="25%"/>
-          </w:tcPr>
-          <w:p>
-            <w:r>
-              <w:rPr>
-                <w:b w:val="false"/>
-                <w:bCs w:val="false"/>
-              </w:rPr>
-              <w:t xml:space="preserve">n = 6</w:t>
-            </w:r>
-          </w:p>
-        </w:tc>
-        <w:tc>
-          <w:tcPr>
-            <w:tcW w:type="pct" w:w="25%"/>
-          </w:tcPr>
-          <w:p>
-            <w:r>
-              <w:rPr>
-                <w:b w:val="false"/>
-                <w:bCs w:val="false"/>
-              </w:rPr>
-              <w:t xml:space="preserve">5(6) − 3</w:t>
-            </w:r>
-          </w:p>
-        </w:tc>
-        <w:tc>
-          <w:tcPr>
-            <w:tcW w:type="pct" w:w="25%"/>
-          </w:tcPr>
-          <w:p>
-            <w:r>
-              <w:rPr>
-                <w:b w:val="false"/>
-                <w:bCs w:val="false"/>
-              </w:rPr>
-              <w:t xml:space="preserve"> </w:t>
-            </w:r>
-          </w:p>
-        </w:tc>
-      </w:tr>
-      <w:tr>
-        <w:tc>
-          <w:tcPr>
-            <w:tcW w:type="pct" w:w="25%"/>
-          </w:tcPr>
-          <w:p>
-            <w:r>
-              <w:rPr>
-                <w:b w:val="false"/>
-                <w:bCs w:val="false"/>
-              </w:rPr>
-              <w:t xml:space="preserve">n² + 4</w:t>
-            </w:r>
-          </w:p>
-        </w:tc>
-        <w:tc>
-          <w:tcPr>
-            <w:tcW w:type="pct" w:w="25%"/>
-          </w:tcPr>
-          <w:p>
-            <w:r>
-              <w:rPr>
-                <w:b w:val="false"/>
-                <w:bCs w:val="false"/>
-              </w:rPr>
-              <w:t xml:space="preserve">n = 3</w:t>
-            </w:r>
-          </w:p>
-        </w:tc>
-        <w:tc>
-          <w:tcPr>
-            <w:tcW w:type="pct" w:w="25%"/>
-          </w:tcPr>
-          <w:p>
-            <w:r>
-              <w:rPr>
-                <w:b w:val="false"/>
-                <w:bCs w:val="false"/>
-              </w:rPr>
-              <w:t xml:space="preserve">3² + 4</w:t>
-            </w:r>
-          </w:p>
-        </w:tc>
-        <w:tc>
-          <w:tcPr>
-            <w:tcW w:type="pct" w:w="25%"/>
-          </w:tcPr>
-          <w:p>
-            <w:r>
-              <w:rPr>
-                <w:b w:val="false"/>
-                <w:bCs w:val="false"/>
-              </w:rPr>
-              <w:t xml:space="preserve"> </w:t>
-            </w:r>
-          </w:p>
-        </w:tc>
-      </w:tr>
-      <w:tr>
-        <w:tc>
-          <w:tcPr>
-            <w:tcW w:type="pct" w:w="25%"/>
-          </w:tcPr>
-          <w:p>
-            <w:r>
-              <w:rPr>
-                <w:b w:val="false"/>
-                <w:bCs w:val="false"/>
-              </w:rPr>
-              <w:t xml:space="preserve">2(n + 8)</w:t>
-            </w:r>
-          </w:p>
-        </w:tc>
-        <w:tc>
-          <w:tcPr>
-            <w:tcW w:type="pct" w:w="25%"/>
-          </w:tcPr>
-          <w:p>
-            <w:r>
-              <w:rPr>
-                <w:b w:val="false"/>
-                <w:bCs w:val="false"/>
-              </w:rPr>
-              <w:t xml:space="preserve">n = 5</w:t>
-            </w:r>
-          </w:p>
-        </w:tc>
-        <w:tc>
-          <w:tcPr>
-            <w:tcW w:type="pct" w:w="25%"/>
-          </w:tcPr>
-          <w:p>
-            <w:r>
-              <w:rPr>
-                <w:b w:val="false"/>
-                <w:bCs w:val="false"/>
-              </w:rPr>
-              <w:t xml:space="preserve">2(5 + 8)</w:t>
-            </w:r>
-          </w:p>
-        </w:tc>
-        <w:tc>
-          <w:tcPr>
-            <w:tcW w:type="pct" w:w="25%"/>
-          </w:tcPr>
-          <w:p>
-            <w:r>
-              <w:rPr>
-                <w:b w:val="false"/>
-                <w:bCs w:val="false"/>
-              </w:rPr>
-              <w:t xml:space="preserve"> </w:t>
-            </w:r>
-          </w:p>
-        </w:tc>
-      </w:tr>
-      <w:tr>
-        <w:tc>
-          <w:tcPr>
-            <w:tcW w:type="pct" w:w="25%"/>
-          </w:tcPr>
-          <w:p>
-            <w:r>
-              <w:rPr>
-                <w:b w:val="false"/>
-                <w:bCs w:val="false"/>
-              </w:rPr>
-              <w:t xml:space="preserve">40 − 3n</w:t>
-            </w:r>
-          </w:p>
-        </w:tc>
-        <w:tc>
-          <w:tcPr>
-            <w:tcW w:type="pct" w:w="25%"/>
-          </w:tcPr>
-          <w:p>
-            <w:r>
-              <w:rPr>
-                <w:b w:val="false"/>
-                <w:bCs w:val="false"/>
-              </w:rPr>
-              <w:t xml:space="preserve">n = 7</w:t>
-            </w:r>
-          </w:p>
-        </w:tc>
-        <w:tc>
-          <w:tcPr>
-            <w:tcW w:type="pct" w:w="25%"/>
-          </w:tcPr>
-          <w:p>
-            <w:r>
-              <w:rPr>
-                <w:b w:val="false"/>
-                <w:bCs w:val="false"/>
-              </w:rPr>
-              <w:t xml:space="preserve">40 − 3(7)</w:t>
-            </w:r>
-          </w:p>
-        </w:tc>
-        <w:tc>
-          <w:tcPr>
-            <w:tcW w:type="pct" w:w="25%"/>
-          </w:tcPr>
-          <w:p>
-            <w:r>
-              <w:rPr>
-                <w:b w:val="false"/>
-                <w:bCs w:val="false"/>
-              </w:rPr>
-              <w:t xml:space="preserve"> </w:t>
-            </w:r>
-          </w:p>
-        </w:tc>
-      </w:tr>
-    </w:tbl>
+        <w:t xml:space="preserve">9. (Lesson 6.3) The drum loop plays 3⁴ beats. What is the value of 3⁴?</w:t>
+      </w:r>
+    </w:p>
+    <w:p>
+      <w:pPr>
+        <w:spacing w:after="40" w:before="0"/>
+      </w:pPr>
+      <w:r>
+        <w:t xml:space="preserve">     A. 81</w:t>
+      </w:r>
+    </w:p>
+    <w:p>
+      <w:pPr>
+        <w:spacing w:after="40" w:before="0"/>
+      </w:pPr>
+      <w:r>
+        <w:t xml:space="preserve">     B. 12</w:t>
+      </w:r>
+    </w:p>
+    <w:p>
+      <w:pPr>
+        <w:spacing w:after="40" w:before="0"/>
+      </w:pPr>
+      <w:r>
+        <w:t xml:space="preserve">     C. 7</w:t>
+      </w:r>
+    </w:p>
+    <w:p>
+      <w:pPr>
+        <w:spacing w:after="40" w:before="0"/>
+      </w:pPr>
+      <w:r>
+        <w:t xml:space="preserve">     D. 27</w:t>
+      </w:r>
+    </w:p>
     <w:p>
       <w:pPr>
         <w:spacing w:after="60" w:before="120"/>
@@ -1513,88 +1713,120 @@
           <w:b/>
           <w:bCs/>
         </w:rPr>
-        <w:t xml:space="preserve">7. (Lesson 6.3) Spot the Common Mistake</w:t>
-      </w:r>
-    </w:p>
-    <w:p>
-      <w:pPr>
-        <w:spacing w:after="40" w:before="0"/>
-      </w:pPr>
-      <w:r>
-        <w:t xml:space="preserve">   Step 1 (Phrase): 8 divided by a number m</w:t>
-      </w:r>
-    </w:p>
-    <w:p>
-      <w:pPr>
-        <w:spacing w:after="40" w:before="0"/>
-      </w:pPr>
-      <w:r>
-        <w:t xml:space="preserve">   Step 2 (Student's expression): m ÷ 8</w:t>
-      </w:r>
-    </w:p>
-    <w:p>
-      <w:pPr>
-        <w:spacing w:after="40" w:before="0"/>
-      </w:pPr>
-      <w:r>
-        <w:t xml:space="preserve">   Step 3 (Reasoning): I saw 'divided by' so I wrote the variable first and then 8.</w:t>
-      </w:r>
-    </w:p>
-    <w:p>
-      <w:pPr>
-        <w:spacing w:after="60" w:before="0"/>
+        <w:t xml:space="preserve">10. (Lesson 6.4) Evaluate 6 + 2 × 5.</w:t>
+      </w:r>
+    </w:p>
+    <w:p>
+      <w:pPr>
+        <w:spacing w:after="40" w:before="0"/>
+      </w:pPr>
+      <w:r>
+        <w:t xml:space="preserve">     A. 16</w:t>
+      </w:r>
+    </w:p>
+    <w:p>
+      <w:pPr>
+        <w:spacing w:after="40" w:before="0"/>
+      </w:pPr>
+      <w:r>
+        <w:t xml:space="preserve">     B. 40</w:t>
+      </w:r>
+    </w:p>
+    <w:p>
+      <w:pPr>
+        <w:spacing w:after="40" w:before="0"/>
+      </w:pPr>
+      <w:r>
+        <w:t xml:space="preserve">     C. 13</w:t>
+      </w:r>
+    </w:p>
+    <w:p>
+      <w:pPr>
+        <w:spacing w:after="40" w:before="0"/>
+      </w:pPr>
+      <w:r>
+        <w:t xml:space="preserve">     D. 30</w:t>
+      </w:r>
+    </w:p>
+    <w:p>
+      <w:pPr>
+        <w:spacing w:after="60" w:before="120"/>
+      </w:pPr>
+      <w:r>
+        <w:rPr>
+          <w:color w:val="BBBBBB"/>
+        </w:rPr>
+        <w:t xml:space="preserve">______________________________________________________________________</w:t>
+      </w:r>
+    </w:p>
+    <w:p>
+      <w:r>
+        <w:br w:type="page"/>
+      </w:r>
+    </w:p>
+    <w:p>
+      <w:pPr>
+        <w:pStyle w:val="Heading1"/>
+        <w:spacing w:after="120"/>
+      </w:pPr>
+      <w:r>
+        <w:rPr>
+          <w:b/>
+          <w:bCs/>
+        </w:rPr>
+        <w:t xml:space="preserve">Answer Key (Teacher)</w:t>
+      </w:r>
+    </w:p>
+    <w:p>
+      <w:pPr>
+        <w:spacing w:after="40" w:before="0"/>
+      </w:pPr>
+      <w:r>
+        <w:rPr>
+          <w:b/>
+          <w:bCs/>
+        </w:rPr>
+        <w:t xml:space="preserve">1. A. 64</w:t>
+      </w:r>
+    </w:p>
+    <w:p>
+      <w:pPr>
+        <w:spacing w:after="20" w:before="0"/>
+      </w:pPr>
+      <w:r>
+        <w:t xml:space="preserve">     4³ = 4 × 4 × 4 = 64.</w:t>
+      </w:r>
+    </w:p>
+    <w:p>
+      <w:pPr>
+        <w:spacing w:after="80" w:before="0"/>
       </w:pPr>
       <w:r>
         <w:rPr>
           <w:i/>
           <w:iCs/>
         </w:rPr>
-        <w:t xml:space="preserve">Which step has the mistake? Explain and fix it:</w:t>
-      </w:r>
-    </w:p>
-    <w:p>
-      <w:pPr>
-        <w:spacing w:after="60" w:before="120"/>
-      </w:pPr>
-      <w:r>
-        <w:rPr>
-          <w:color w:val="BBBBBB"/>
-        </w:rPr>
-        <w:t xml:space="preserve">______________________________________________________________________</w:t>
-      </w:r>
-    </w:p>
-    <w:p>
-      <w:pPr>
-        <w:spacing w:after="60" w:before="120"/>
-      </w:pPr>
-      <w:r>
-        <w:rPr>
-          <w:color w:val="BBBBBB"/>
-        </w:rPr>
-        <w:t xml:space="preserve">______________________________________________________________________</w:t>
-      </w:r>
-    </w:p>
-    <w:p>
-      <w:pPr>
-        <w:spacing w:after="60" w:before="120"/>
-      </w:pPr>
-      <w:r>
-        <w:rPr>
-          <w:color w:val="BBBBBB"/>
-        </w:rPr>
-        <w:t xml:space="preserve">______________________________________________________________________</w:t>
-      </w:r>
-    </w:p>
-    <w:p>
-      <w:pPr>
-        <w:spacing w:after="80" w:before="0"/>
-      </w:pPr>
-      <w:r>
-        <w:rPr>
-          <w:b/>
-          <w:bCs/>
-        </w:rPr>
-        <w:t xml:space="preserve">8. (Lesson 6.3) Match each word phrase to its correct algebraic expression.</w:t>
+        <w:t xml:space="preserve">     Watch for: A common mistake in Write Algebraic Expressions is treating 'each' or 'per' as if it means add instead of multiply, and attaching the variable to the wrong number. For 'a $25 setup fee plus $8 per hour, h,' students often write 25 + 8 + h (adding all three numbers) or 25h + 8 (multiplying the flat fee by h) instead of the correct 8h + 25. Since $8 applies per hour, it must multiply the variable (8h), and the flat $25 fee is a constant added only once — check that the per-unit rate, not the flat fee, is the number multiplied by the variable.</w:t>
+      </w:r>
+    </w:p>
+    <w:p>
+      <w:pPr>
+        <w:spacing w:after="40" w:before="0"/>
+      </w:pPr>
+      <w:r>
+        <w:rPr>
+          <w:b/>
+          <w:bCs/>
+        </w:rPr>
+        <w:t xml:space="preserve">2. A. 36</w:t>
+      </w:r>
+    </w:p>
+    <w:p>
+      <w:pPr>
+        <w:spacing w:after="20" w:before="0"/>
+      </w:pPr>
+      <w:r>
+        <w:t xml:space="preserve">     6² = 6 × 6 = 36.</w:t>
       </w:r>
     </w:p>
     <w:p>
@@ -1606,66 +1838,35 @@
           <w:i/>
           <w:iCs/>
         </w:rPr>
-        <w:t xml:space="preserve">Groups: Correctly Matched</w:t>
-      </w:r>
-    </w:p>
-    <w:p>
-      <w:pPr>
-        <w:spacing w:after="40" w:before="0"/>
-      </w:pPr>
-      <w:r>
-        <w:t xml:space="preserve">   • twice a number k → 2k   → __________________</w:t>
-      </w:r>
-    </w:p>
-    <w:p>
-      <w:pPr>
-        <w:spacing w:after="40" w:before="0"/>
-      </w:pPr>
-      <w:r>
-        <w:t xml:space="preserve">   • a number b divided by 5 → b ÷ 5   → __________________</w:t>
-      </w:r>
-    </w:p>
-    <w:p>
-      <w:pPr>
-        <w:spacing w:after="40" w:before="0"/>
-      </w:pPr>
-      <w:r>
-        <w:t xml:space="preserve">   • the sum of a number d and 15 → d + 15   → __________________</w:t>
-      </w:r>
-    </w:p>
-    <w:p>
-      <w:pPr>
-        <w:spacing w:after="40" w:before="0"/>
-      </w:pPr>
-      <w:r>
-        <w:t xml:space="preserve">   • 10 decreased by a number r → 10 − r   → __________________</w:t>
-      </w:r>
-    </w:p>
-    <w:p>
-      <w:pPr>
-        <w:spacing w:after="40" w:before="0"/>
-      </w:pPr>
-      <w:r>
-        <w:t xml:space="preserve">   • 4 more than triple a number c → 3c + 4   → __________________</w:t>
-      </w:r>
-    </w:p>
-    <w:p>
-      <w:pPr>
-        <w:spacing w:after="40" w:before="0"/>
-      </w:pPr>
-      <w:r>
-        <w:t xml:space="preserve">   • half of a number h → h ÷ 2   → __________________</w:t>
-      </w:r>
-    </w:p>
-    <w:p>
-      <w:pPr>
-        <w:spacing w:after="60" w:before="120"/>
-      </w:pPr>
-      <w:r>
-        <w:rPr>
-          <w:color w:val="BBBBBB"/>
-        </w:rPr>
-        <w:t xml:space="preserve">______________________________________________________________________</w:t>
+        <w:t xml:space="preserve">     Watch for: A common mistake in Write Algebraic Expressions is treating 'each' or 'per' as if it means add instead of multiply, and attaching the variable to the wrong number. For 'a $25 setup fee plus $8 per hour, h,' students often write 25 + 8 + h (adding all three numbers) or 25h + 8 (multiplying the flat fee by h) instead of the correct 8h + 25. Since $8 applies per hour, it must multiply the variable (8h), and the flat $25 fee is a constant added only once — check that the per-unit rate, not the flat fee, is the number multiplied by the variable.</w:t>
+      </w:r>
+    </w:p>
+    <w:p>
+      <w:pPr>
+        <w:spacing w:after="40" w:before="0"/>
+      </w:pPr>
+      <w:r>
+        <w:rPr>
+          <w:b/>
+          <w:bCs/>
+        </w:rPr>
+        <w:t xml:space="preserve">3. (Lesson 6.3) Spot the Common Mistake</w:t>
+      </w:r>
+    </w:p>
+    <w:p>
+      <w:pPr>
+        <w:spacing w:after="20" w:before="0"/>
+      </w:pPr>
+      <w:r>
+        <w:t xml:space="preserve">     The mistake is in Step 2.</w:t>
+      </w:r>
+    </w:p>
+    <w:p>
+      <w:pPr>
+        <w:spacing w:after="20" w:before="0"/>
+      </w:pPr>
+      <w:r>
+        <w:t xml:space="preserve">     Correct work: 2⁴ does NOT mean 2 × 4. The exponent 4 tells you to use the base 2 as a factor 4 times: 2 × 2 × 2 × 2 = 16. So 2⁴ = 16, not 8.</w:t>
       </w:r>
     </w:p>
     <w:p>
@@ -1673,139 +1874,19 @@
         <w:spacing w:after="80" w:before="0"/>
       </w:pPr>
       <w:r>
-        <w:rPr>
-          <w:b/>
-          <w:bCs/>
-        </w:rPr>
-        <w:t xml:space="preserve">9. (Lesson 6.1) The drum loop plays 3⁴ beats. What is the value of 3⁴?</w:t>
-      </w:r>
-    </w:p>
-    <w:p>
-      <w:pPr>
-        <w:spacing w:after="40" w:before="0"/>
-      </w:pPr>
-      <w:r>
-        <w:t xml:space="preserve">     A. 81</w:t>
-      </w:r>
-    </w:p>
-    <w:p>
-      <w:pPr>
-        <w:spacing w:after="40" w:before="0"/>
-      </w:pPr>
-      <w:r>
-        <w:t xml:space="preserve">     B. 12</w:t>
-      </w:r>
-    </w:p>
-    <w:p>
-      <w:pPr>
-        <w:spacing w:after="40" w:before="0"/>
-      </w:pPr>
-      <w:r>
-        <w:t xml:space="preserve">     C. 7</w:t>
-      </w:r>
-    </w:p>
-    <w:p>
-      <w:pPr>
-        <w:spacing w:after="40" w:before="0"/>
-      </w:pPr>
-      <w:r>
-        <w:t xml:space="preserve">     D. 27</w:t>
-      </w:r>
-    </w:p>
-    <w:p>
-      <w:pPr>
-        <w:spacing w:after="60" w:before="120"/>
-      </w:pPr>
-      <w:r>
-        <w:rPr>
-          <w:color w:val="BBBBBB"/>
-        </w:rPr>
-        <w:t xml:space="preserve">______________________________________________________________________</w:t>
-      </w:r>
-    </w:p>
-    <w:p>
-      <w:pPr>
-        <w:spacing w:after="80" w:before="0"/>
-      </w:pPr>
-      <w:r>
-        <w:rPr>
-          <w:b/>
-          <w:bCs/>
-        </w:rPr>
-        <w:t xml:space="preserve">10. (Lesson 6.2) Track 1 — The beat formula is 3x + 5, where x is the number of bass drops. Evaluate 3x + 5 when x = 4.</w:t>
-      </w:r>
-    </w:p>
-    <w:p>
-      <w:pPr>
-        <w:spacing w:after="40" w:before="0"/>
-      </w:pPr>
-      <w:r>
-        <w:t xml:space="preserve">     A. 17</w:t>
-      </w:r>
-    </w:p>
-    <w:p>
-      <w:pPr>
-        <w:spacing w:after="40" w:before="0"/>
-      </w:pPr>
-      <w:r>
-        <w:t xml:space="preserve">     B. 27</w:t>
-      </w:r>
-    </w:p>
-    <w:p>
-      <w:pPr>
-        <w:spacing w:after="40" w:before="0"/>
-      </w:pPr>
-      <w:r>
-        <w:t xml:space="preserve">     C. 12</w:t>
-      </w:r>
-    </w:p>
-    <w:p>
-      <w:pPr>
-        <w:spacing w:after="40" w:before="0"/>
-      </w:pPr>
-      <w:r>
-        <w:t xml:space="preserve">     D. 21</w:t>
-      </w:r>
-    </w:p>
-    <w:p>
-      <w:pPr>
-        <w:spacing w:after="60" w:before="120"/>
-      </w:pPr>
-      <w:r>
-        <w:rPr>
-          <w:color w:val="BBBBBB"/>
-        </w:rPr>
-        <w:t xml:space="preserve">______________________________________________________________________</w:t>
-      </w:r>
-    </w:p>
-    <w:p>
-      <w:r>
-        <w:br w:type="page"/>
-      </w:r>
-    </w:p>
-    <w:p>
-      <w:pPr>
-        <w:pStyle w:val="Heading1"/>
-        <w:spacing w:after="120"/>
-      </w:pPr>
-      <w:r>
-        <w:rPr>
-          <w:b/>
-          <w:bCs/>
-        </w:rPr>
-        <w:t xml:space="preserve">Answer Key (Teacher)</w:t>
-      </w:r>
-    </w:p>
-    <w:p>
-      <w:pPr>
-        <w:spacing w:after="40" w:before="0"/>
-      </w:pPr>
-      <w:r>
-        <w:rPr>
-          <w:b/>
-          <w:bCs/>
-        </w:rPr>
-        <w:t xml:space="preserve">1. A. 64</w:t>
+        <w:t xml:space="preserve">     Watch for: The "Student's thinking" step turns 2⁴ into 2 × 4. The exponent 4 is a count, not a factor: it says to use the base 2 four times, giving 2 × 2 × 2 × 2. Doubling step by step gives 2, 4, 8, 16, so 2⁴ = 16, not 8.</w:t>
+      </w:r>
+    </w:p>
+    <w:p>
+      <w:pPr>
+        <w:spacing w:after="40" w:before="0"/>
+      </w:pPr>
+      <w:r>
+        <w:rPr>
+          <w:b/>
+          <w:bCs/>
+        </w:rPr>
+        <w:t xml:space="preserve">4. (Lesson 6.3) Evaluate each exponential expression. Show the repeated multiplication and the final value.</w:t>
       </w:r>
     </w:p>
     <w:p>
@@ -1813,7 +1894,59 @@
         <w:spacing w:after="20" w:before="0"/>
       </w:pPr>
       <w:r>
-        <w:t xml:space="preserve">     4³ = 4 × 4 × 4 = 64.</w:t>
+        <w:t xml:space="preserve">     4³ — Value: 64</w:t>
+      </w:r>
+    </w:p>
+    <w:p>
+      <w:pPr>
+        <w:spacing w:after="20" w:before="0"/>
+      </w:pPr>
+      <w:r>
+        <w:t xml:space="preserve">     2⁶ — Value: 64</w:t>
+      </w:r>
+    </w:p>
+    <w:p>
+      <w:pPr>
+        <w:spacing w:after="20" w:before="0"/>
+      </w:pPr>
+      <w:r>
+        <w:t xml:space="preserve">     5³ — Value: 125</w:t>
+      </w:r>
+    </w:p>
+    <w:p>
+      <w:pPr>
+        <w:spacing w:after="20" w:before="0"/>
+      </w:pPr>
+      <w:r>
+        <w:t xml:space="preserve">     10⁴ — Value: 10000</w:t>
+      </w:r>
+    </w:p>
+    <w:p>
+      <w:pPr>
+        <w:spacing w:after="40" w:before="0"/>
+      </w:pPr>
+      <w:r>
+        <w:t xml:space="preserve"/>
+      </w:r>
+    </w:p>
+    <w:p>
+      <w:pPr>
+        <w:spacing w:after="40" w:before="0"/>
+      </w:pPr>
+      <w:r>
+        <w:rPr>
+          <w:b/>
+          <w:bCs/>
+        </w:rPr>
+        <w:t xml:space="preserve">5. A. 174</w:t>
+      </w:r>
+    </w:p>
+    <w:p>
+      <w:pPr>
+        <w:spacing w:after="20" w:before="0"/>
+      </w:pPr>
+      <w:r>
+        <w:t xml:space="preserve">     Power first: 2³ = 8. Multiply: 30, 80, 64. Add: 30 + 80 + 64 = 174.</w:t>
       </w:r>
     </w:p>
     <w:p>
@@ -1837,7 +1970,7 @@
           <w:b/>
           <w:bCs/>
         </w:rPr>
-        <w:t xml:space="preserve">2. A. 36</w:t>
+        <w:t xml:space="preserve">6. A. Margaret, because multiplication comes before subtraction</w:t>
       </w:r>
     </w:p>
     <w:p>
@@ -1845,7 +1978,7 @@
         <w:spacing w:after="20" w:before="0"/>
       </w:pPr>
       <w:r>
-        <w:t xml:space="preserve">     6² = 6 × 6 = 36.</w:t>
+        <w:t xml:space="preserve">     Multiplying first gives 2 × 3 = 6, then 12 − 6 = 6. Miguel subtracted first, getting 10 × 3 = 30.</w:t>
       </w:r>
     </w:p>
     <w:p>
@@ -1869,7 +2002,7 @@
           <w:b/>
           <w:bCs/>
         </w:rPr>
-        <w:t xml:space="preserve">3. (Lesson 6.1) Spot the Common Mistake</w:t>
+        <w:t xml:space="preserve">7. A. $63</w:t>
       </w:r>
     </w:p>
     <w:p>
@@ -1877,287 +2010,7 @@
         <w:spacing w:after="20" w:before="0"/>
       </w:pPr>
       <w:r>
-        <w:t xml:space="preserve">     The mistake is in Step 2.</w:t>
-      </w:r>
-    </w:p>
-    <w:p>
-      <w:pPr>
-        <w:spacing w:after="20" w:before="0"/>
-      </w:pPr>
-      <w:r>
-        <w:t xml:space="preserve">     Correct work: 2⁴ does NOT mean 2 × 4. The exponent 4 tells you to use the base 2 as a factor 4 times: 2 × 2 × 2 × 2 = 16. So 2⁴ = 16, not 8.</w:t>
-      </w:r>
-    </w:p>
-    <w:p>
-      <w:pPr>
-        <w:spacing w:after="80" w:before="0"/>
-      </w:pPr>
-      <w:r>
-        <w:t xml:space="preserve">     Watch for: The "Student's thinking" step turns 2⁴ into 2 × 4. The exponent 4 is a count, not a factor: it says to use the base 2 four times, giving 2 × 2 × 2 × 2. Doubling step by step gives 2, 4, 8, 16, so 2⁴ = 16, not 8.</w:t>
-      </w:r>
-    </w:p>
-    <w:p>
-      <w:pPr>
-        <w:spacing w:after="40" w:before="0"/>
-      </w:pPr>
-      <w:r>
-        <w:rPr>
-          <w:b/>
-          <w:bCs/>
-        </w:rPr>
-        <w:t xml:space="preserve">4. (Lesson 6.1) Evaluate each exponential expression. Show the repeated multiplication and the final value.</w:t>
-      </w:r>
-    </w:p>
-    <w:p>
-      <w:pPr>
-        <w:spacing w:after="20" w:before="0"/>
-      </w:pPr>
-      <w:r>
-        <w:t xml:space="preserve">     4³ — Value: 64</w:t>
-      </w:r>
-    </w:p>
-    <w:p>
-      <w:pPr>
-        <w:spacing w:after="20" w:before="0"/>
-      </w:pPr>
-      <w:r>
-        <w:t xml:space="preserve">     2⁶ — Value: 64</w:t>
-      </w:r>
-    </w:p>
-    <w:p>
-      <w:pPr>
-        <w:spacing w:after="20" w:before="0"/>
-      </w:pPr>
-      <w:r>
-        <w:t xml:space="preserve">     5³ — Value: 125</w:t>
-      </w:r>
-    </w:p>
-    <w:p>
-      <w:pPr>
-        <w:spacing w:after="20" w:before="0"/>
-      </w:pPr>
-      <w:r>
-        <w:t xml:space="preserve">     10⁴ — Value: 10000</w:t>
-      </w:r>
-    </w:p>
-    <w:p>
-      <w:pPr>
-        <w:spacing w:after="40" w:before="0"/>
-      </w:pPr>
-      <w:r>
-        <w:t xml:space="preserve"/>
-      </w:r>
-    </w:p>
-    <w:p>
-      <w:pPr>
-        <w:spacing w:after="40" w:before="0"/>
-      </w:pPr>
-      <w:r>
-        <w:rPr>
-          <w:b/>
-          <w:bCs/>
-        </w:rPr>
-        <w:t xml:space="preserve">5. (Lesson 6.2) Spot the Common Mistake</w:t>
-      </w:r>
-    </w:p>
-    <w:p>
-      <w:pPr>
-        <w:spacing w:after="20" w:before="0"/>
-      </w:pPr>
-      <w:r>
-        <w:t xml:space="preserve">     The mistake is in Step 3.</w:t>
-      </w:r>
-    </w:p>
-    <w:p>
-      <w:pPr>
-        <w:spacing w:after="20" w:before="0"/>
-      </w:pPr>
-      <w:r>
-        <w:t xml:space="preserve">     Correct work: 5(6) − 3 = 30 − 3 = 27. Follow the order of operations: multiply 5 × 6 = 30 FIRST, then subtract 3. There are no parentheses around 6 − 3, so you cannot subtract before multiplying.</w:t>
-      </w:r>
-    </w:p>
-    <w:p>
-      <w:pPr>
-        <w:spacing w:after="80" w:before="0"/>
-      </w:pPr>
-      <w:r>
-        <w:t xml:space="preserve">     Watch for: The step subtracted before multiplying, which would only be allowed if parentheses grouped 6 − 3. In 5(6) − 3 the multiplication comes first: 30 − 3 = 27. Inventing that grouping turned the problem into 5(6 − 3) and produced 15 instead.</w:t>
-      </w:r>
-    </w:p>
-    <w:p>
-      <w:pPr>
-        <w:spacing w:after="40" w:before="0"/>
-      </w:pPr>
-      <w:r>
-        <w:rPr>
-          <w:b/>
-          <w:bCs/>
-        </w:rPr>
-        <w:t xml:space="preserve">6. (Lesson 6.2) Evaluate each expression for the given value of the variable.</w:t>
-      </w:r>
-    </w:p>
-    <w:p>
-      <w:pPr>
-        <w:spacing w:after="20" w:before="0"/>
-      </w:pPr>
-      <w:r>
-        <w:t xml:space="preserve">     5n − 3 — Result: 27</w:t>
-      </w:r>
-    </w:p>
-    <w:p>
-      <w:pPr>
-        <w:spacing w:after="20" w:before="0"/>
-      </w:pPr>
-      <w:r>
-        <w:t xml:space="preserve">     n² + 4 — Result: 13</w:t>
-      </w:r>
-    </w:p>
-    <w:p>
-      <w:pPr>
-        <w:spacing w:after="20" w:before="0"/>
-      </w:pPr>
-      <w:r>
-        <w:t xml:space="preserve">     2(n + 8) — Result: 26</w:t>
-      </w:r>
-    </w:p>
-    <w:p>
-      <w:pPr>
-        <w:spacing w:after="20" w:before="0"/>
-      </w:pPr>
-      <w:r>
-        <w:t xml:space="preserve">     40 − 3n — Result: 19</w:t>
-      </w:r>
-    </w:p>
-    <w:p>
-      <w:pPr>
-        <w:spacing w:after="40" w:before="0"/>
-      </w:pPr>
-      <w:r>
-        <w:t xml:space="preserve"/>
-      </w:r>
-    </w:p>
-    <w:p>
-      <w:pPr>
-        <w:spacing w:after="40" w:before="0"/>
-      </w:pPr>
-      <w:r>
-        <w:rPr>
-          <w:b/>
-          <w:bCs/>
-        </w:rPr>
-        <w:t xml:space="preserve">7. (Lesson 6.3) Spot the Common Mistake</w:t>
-      </w:r>
-    </w:p>
-    <w:p>
-      <w:pPr>
-        <w:spacing w:after="20" w:before="0"/>
-      </w:pPr>
-      <w:r>
-        <w:t xml:space="preserve">     The mistake is in Step 2.</w:t>
-      </w:r>
-    </w:p>
-    <w:p>
-      <w:pPr>
-        <w:spacing w:after="20" w:before="0"/>
-      </w:pPr>
-      <w:r>
-        <w:t xml:space="preserve">     Correct work: '8 divided by a number m' means start with 8 and divide it by m: 8 ÷ m. Division is not commutative, so order matters — m ÷ 8 means something different (a number m divided by 8).</w:t>
-      </w:r>
-    </w:p>
-    <w:p>
-      <w:pPr>
-        <w:spacing w:after="80" w:before="0"/>
-      </w:pPr>
-      <w:r>
-        <w:t xml:space="preserve">     Watch for: The expression step wrote the variable first, but "8 divided by a number m" starts with the 8 and splits it. Division is not commutative, so the correct translation is 8 ÷ m — with m = 2, 8 ÷ 2 = 4 while 2 ÷ 8 = 0.25.</w:t>
-      </w:r>
-    </w:p>
-    <w:p>
-      <w:pPr>
-        <w:spacing w:after="40" w:before="0"/>
-      </w:pPr>
-      <w:r>
-        <w:rPr>
-          <w:b/>
-          <w:bCs/>
-        </w:rPr>
-        <w:t xml:space="preserve">8. Correct groups:</w:t>
-      </w:r>
-    </w:p>
-    <w:p>
-      <w:pPr>
-        <w:spacing w:after="20" w:before="0"/>
-      </w:pPr>
-      <w:r>
-        <w:t xml:space="preserve">     twice a number k → 2k → Correctly Matched</w:t>
-      </w:r>
-    </w:p>
-    <w:p>
-      <w:pPr>
-        <w:spacing w:after="20" w:before="0"/>
-      </w:pPr>
-      <w:r>
-        <w:t xml:space="preserve">     a number b divided by 5 → b ÷ 5 → Correctly Matched</w:t>
-      </w:r>
-    </w:p>
-    <w:p>
-      <w:pPr>
-        <w:spacing w:after="20" w:before="0"/>
-      </w:pPr>
-      <w:r>
-        <w:t xml:space="preserve">     the sum of a number d and 15 → d + 15 → Correctly Matched</w:t>
-      </w:r>
-    </w:p>
-    <w:p>
-      <w:pPr>
-        <w:spacing w:after="20" w:before="0"/>
-      </w:pPr>
-      <w:r>
-        <w:t xml:space="preserve">     10 decreased by a number r → 10 − r → Correctly Matched</w:t>
-      </w:r>
-    </w:p>
-    <w:p>
-      <w:pPr>
-        <w:spacing w:after="20" w:before="0"/>
-      </w:pPr>
-      <w:r>
-        <w:t xml:space="preserve">     4 more than triple a number c → 3c + 4 → Correctly Matched</w:t>
-      </w:r>
-    </w:p>
-    <w:p>
-      <w:pPr>
-        <w:spacing w:after="20" w:before="0"/>
-      </w:pPr>
-      <w:r>
-        <w:t xml:space="preserve">     half of a number h → h ÷ 2 → Correctly Matched</w:t>
-      </w:r>
-    </w:p>
-    <w:p>
-      <w:pPr>
-        <w:spacing w:after="40" w:before="0"/>
-      </w:pPr>
-      <w:r>
-        <w:t xml:space="preserve"/>
-      </w:r>
-    </w:p>
-    <w:p>
-      <w:pPr>
-        <w:spacing w:after="40" w:before="0"/>
-      </w:pPr>
-      <w:r>
-        <w:rPr>
-          <w:b/>
-          <w:bCs/>
-        </w:rPr>
-        <w:t xml:space="preserve">9. A. 81</w:t>
-      </w:r>
-    </w:p>
-    <w:p>
-      <w:pPr>
-        <w:spacing w:after="20" w:before="0"/>
-      </w:pPr>
-      <w:r>
-        <w:t xml:space="preserve">     3⁴ means use 3 as a factor 4 times: 3 × 3 × 3 × 3 = 81. It is NOT 3 × 4 = 12.</w:t>
+        <w:t xml:space="preserve">     Substitute n = 6: 8 × 6 + 15 = 48 + 15 = $63.</w:t>
       </w:r>
     </w:p>
     <w:p>
@@ -2181,7 +2034,7 @@
           <w:b/>
           <w:bCs/>
         </w:rPr>
-        <w:t xml:space="preserve">10. A. 17</w:t>
+        <w:t xml:space="preserve">8. (Lesson 6.5) Spot the Common Mistake</w:t>
       </w:r>
     </w:p>
     <w:p>
@@ -2189,7 +2042,75 @@
         <w:spacing w:after="20" w:before="0"/>
       </w:pPr>
       <w:r>
-        <w:t xml:space="preserve">     Substitute x = 4: 3(4) + 5. Multiply first: 3 × 4 = 12. Then add: 12 + 5 = 17.</w:t>
+        <w:t xml:space="preserve">     The mistake is in Step 2.</w:t>
+      </w:r>
+    </w:p>
+    <w:p>
+      <w:pPr>
+        <w:spacing w:after="20" w:before="0"/>
+      </w:pPr>
+      <w:r>
+        <w:t xml:space="preserve">     Correct work: '8 divided by a number m' means start with 8 and divide it by m: 8 ÷ m. Division is not commutative, so order matters — m ÷ 8 means something different (a number m divided by 8).</w:t>
+      </w:r>
+    </w:p>
+    <w:p>
+      <w:pPr>
+        <w:spacing w:after="80" w:before="0"/>
+      </w:pPr>
+      <w:r>
+        <w:t xml:space="preserve">     Watch for: The expression step wrote the variable first, but "8 divided by a number m" starts with the 8 and splits it. Division is not commutative, so the correct translation is 8 ÷ m — with m = 2, 8 ÷ 2 = 4 while 2 ÷ 8 = 0.25.</w:t>
+      </w:r>
+    </w:p>
+    <w:p>
+      <w:pPr>
+        <w:spacing w:after="40" w:before="0"/>
+      </w:pPr>
+      <w:r>
+        <w:rPr>
+          <w:b/>
+          <w:bCs/>
+        </w:rPr>
+        <w:t xml:space="preserve">9. A. 81</w:t>
+      </w:r>
+    </w:p>
+    <w:p>
+      <w:pPr>
+        <w:spacing w:after="20" w:before="0"/>
+      </w:pPr>
+      <w:r>
+        <w:t xml:space="preserve">     3⁴ means use 3 as a factor 4 times: 3 × 3 × 3 × 3 = 81. It is NOT 3 × 4 = 12.</w:t>
+      </w:r>
+    </w:p>
+    <w:p>
+      <w:pPr>
+        <w:spacing w:after="80" w:before="0"/>
+      </w:pPr>
+      <w:r>
+        <w:rPr>
+          <w:i/>
+          <w:iCs/>
+        </w:rPr>
+        <w:t xml:space="preserve">     Watch for: A common mistake in Write Algebraic Expressions is treating 'each' or 'per' as if it means add instead of multiply, and attaching the variable to the wrong number. For 'a $25 setup fee plus $8 per hour, h,' students often write 25 + 8 + h (adding all three numbers) or 25h + 8 (multiplying the flat fee by h) instead of the correct 8h + 25. Since $8 applies per hour, it must multiply the variable (8h), and the flat $25 fee is a constant added only once — check that the per-unit rate, not the flat fee, is the number multiplied by the variable.</w:t>
+      </w:r>
+    </w:p>
+    <w:p>
+      <w:pPr>
+        <w:spacing w:after="40" w:before="0"/>
+      </w:pPr>
+      <w:r>
+        <w:rPr>
+          <w:b/>
+          <w:bCs/>
+        </w:rPr>
+        <w:t xml:space="preserve">10. A. 16</w:t>
+      </w:r>
+    </w:p>
+    <w:p>
+      <w:pPr>
+        <w:spacing w:after="20" w:before="0"/>
+      </w:pPr>
+      <w:r>
+        <w:t xml:space="preserve">     Multiply first: 2 × 5 = 10, then 6 + 10 = 16.</w:t>
       </w:r>
     </w:p>
     <w:p>
